--- a/cupia-ai-research/docs/08_계약관리/JUSTIFICATION_수의계약_사유서_CUPIA_AI_연구과제_2026_v0.1.docx
+++ b/cupia-ai-research/docs/08_계약관리/JUSTIFICATION_수의계약_사유서_CUPIA_AI_연구과제_2026_v0.1.docx
@@ -135,7 +135,7 @@
               <w:rPr>
                 <w:sz w:val="18"/>
               </w:rPr>
-              <w:t>(주)시커스랩 (SeekersLab)</w:t>
+              <w:t>(주)씨커스 (Seekers Inc.)</w:t>
             </w:r>
           </w:p>
         </w:tc>
@@ -279,7 +279,7 @@
         <w:rPr>
           <w:b w:val="0"/>
         </w:rPr>
-        <w:t>본 문서는 CUPIA AI 연구 과제 2026 용역 계약을 일반경쟁입찰에 의하지 아니하고 (주)시커스랩과의 수의계약으로 체결하고자 하는 사유를 재단 「계약관리 시행세칙」(이하 세칙)의 기준에 따라 정리한 것이다. 세칙 제3조는 일반경쟁을 원칙으로 하되 특히 필요하다고 인정할 때 수의계약을 허용하며, 제33조 제1항 제1호는 "계약의 성질 또는 목적에 의하여 특정인의 기술용역 … 으로 인하여 경쟁을 불허하거나 현저하게 유리한 가격으로 계약할 수 있는 경우"를 수의계약 사유로 규정한다.</w:t>
+        <w:t>본 문서는 CUPIA AI 연구 과제 2026 용역 계약을 일반경쟁입찰에 의하지 아니하고 (주)씨커스와의 수의계약으로 체결하고자 하는 사유를 재단 「계약관리 시행세칙」(이하 세칙)의 기준에 따라 정리한 것이다. 세칙 제3조는 일반경쟁을 원칙으로 하되 특히 필요하다고 인정할 때 수의계약을 허용하며, 제33조 제1항 제1호는 "계약의 성질 또는 목적에 의하여 특정인의 기술용역 … 으로 인하여 경쟁을 불허하거나 현저하게 유리한 가격으로 계약할 수 있는 경우"를 수의계약 사유로 규정한다.</w:t>
       </w:r>
     </w:p>
     <w:p>
@@ -759,7 +759,7 @@
         <w:rPr>
           <w:b w:val="0"/>
         </w:rPr>
-        <w:t>SOW 2.1은 "수행업체인 SeekersLab은 AI Agent 기술에 전문성을 보유하고 있으며, 이를 EWACS에 접목하여 … 지능형 모니터링 체계로 전환하는 것을 본 과업의 핵심 목표로 한다"고 기술하고, 2.2 역시 "SeekersLab의 AI Agent 기술력을 활용하여" EWACS를 전환한다고 명시한다. 즉 과제 2(전체 31 M/M 중 22 M/M로 과업의 중심)는 불특정 업체가 수행할 일반 개발 용역이 아니라, 특정 업체가 보유한 AI Agent 기술을 재단 시스템에 이전·접목하는 것이 목적 그 자체인 과업이다. 과업의 목적에 특정인의 기술이 포함되어 있는 이상, 다른 업체로는 동일한 계약 목적을 달성할 수 없다.</w:t>
+        <w:t>SOW 2.1은 "수행업체인 씨커스는 AI Agent 기술에 전문성을 보유하고 있으며, 이를 EWACS에 접목하여 … 지능형 모니터링 체계로 전환하는 것을 본 과업의 핵심 목표로 한다"고 기술하고, 2.2 역시 "씨커스의 AI Agent 기술력을 활용하여" EWACS를 전환한다고 명시한다. 즉 과제 2(전체 31 M/M 중 22 M/M로 과업의 중심)는 불특정 업체가 수행할 일반 개발 용역이 아니라, 특정 업체가 보유한 AI Agent 기술을 재단 시스템에 이전·접목하는 것이 목적 그 자체인 과업이다. 과업의 목적에 특정인의 기술이 포함되어 있는 이상, 다른 업체로는 동일한 계약 목적을 달성할 수 없다.</w:t>
       </w:r>
     </w:p>
     <w:p>
@@ -1112,7 +1112,7 @@
               <w:rPr>
                 <w:sz w:val="18"/>
               </w:rPr>
-              <w:t>본 사유서로 1호 해당(특정인의 기술용역)을 소명하여 단일견적 사유를 갖추고, 시커스랩 견적서 제출</w:t>
+              <w:t>본 사유서로 1호 해당(특정인의 기술용역)을 소명하여 단일견적 사유를 갖추고, 씨커스 견적서 제출</w:t>
             </w:r>
           </w:p>
         </w:tc>
@@ -1262,7 +1262,7 @@
         <w:rPr>
           <w:b w:val="0"/>
         </w:rPr>
-        <w:t>본 과업은 ① 성과를 공동 소유하는 공동 연구 과제로서 경쟁 조달 방식과 구조적으로 맞지 않고, ② 과업 목적 자체에 (주)시커스랩의 AI Agent 기술 접목이 명시되어 있으며, ③ 미공개 내부 시스템에 대한 사전 이해와 폐쇄망 온프레미스 LLM 서빙이라는 특수 역량을 요구하고, ④ 기밀 자산의 노출 최소화가 필요하다는 점에서, 세칙 제33조 제1항 제1호가 정한 "계약의 성질 또는 목적에 의하여 특정인의 기술용역으로 인하여 경쟁을 불허"하는 경우에 해당한다. 아울러 사전 이해에 따른 투입공수 절감, 공동 IP와 기존 기술 라이선스 부여, 통합 수행에 따른 관리 비용 절감으로 "현저하게 유리한 가격" 요건도 뒷받침된다.</w:t>
+        <w:t>본 과업은 ① 성과를 공동 소유하는 공동 연구 과제로서 경쟁 조달 방식과 구조적으로 맞지 않고, ② 과업 목적 자체에 (주)씨커스의 AI Agent 기술 접목이 명시되어 있으며, ③ 미공개 내부 시스템에 대한 사전 이해와 폐쇄망 온프레미스 LLM 서빙이라는 특수 역량을 요구하고, ④ 기밀 자산의 노출 최소화가 필요하다는 점에서, 세칙 제33조 제1항 제1호가 정한 "계약의 성질 또는 목적에 의하여 특정인의 기술용역으로 인하여 경쟁을 불허"하는 경우에 해당한다. 아울러 사전 이해에 따른 투입공수 절감, 공동 IP와 기존 기술 라이선스 부여, 통합 수행에 따른 관리 비용 절감으로 "현저하게 유리한 가격" 요건도 뒷받침된다.</w:t>
       </w:r>
     </w:p>
     <w:p>
@@ -1273,7 +1273,7 @@
         <w:rPr>
           <w:b w:val="0"/>
         </w:rPr>
-        <w:t>이에 본 계약을 (주)시커스랩과의 수의계약으로 체결하고, 제33조 제2항에 따른 예정가격 조서 작성 등 6장의 절차 요건을 이행하고자 한다.</w:t>
+        <w:t>이에 본 계약을 (주)씨커스와의 수의계약으로 체결하고, 제33조 제2항에 따른 예정가격 조서 작성 등 6장의 절차 요건을 이행하고자 한다.</w:t>
       </w:r>
     </w:p>
     <w:p>
@@ -1543,7 +1543,7 @@
               <w:rPr>
                 <w:sz w:val="18"/>
               </w:rPr>
-              <w:t>수행 제안서 (시커스랩, v0.3)</w:t>
+              <w:t>수행 제안서 (씨커스, v0.3)</w:t>
             </w:r>
           </w:p>
         </w:tc>
@@ -1597,7 +1597,7 @@
               <w:rPr>
                 <w:sz w:val="18"/>
               </w:rPr>
-              <w:t>시커스랩 AI Agent 관련 실적·보유 기술 증빙</w:t>
+              <w:t>씨커스 AI Agent 관련 실적·보유 기술 증빙</w:t>
             </w:r>
           </w:p>
         </w:tc>
@@ -1700,6 +1700,8 @@
       </w:r>
     </w:p>
     <w:sectPr>
+      <w:headerReference w:type="default" r:id="rId9"/>
+      <w:footerReference w:type="default" r:id="rId10"/>
       <w:pgSz w:w="12240" w:h="15840"/>
       <w:pgMar w:top="1440" w:right="1800" w:bottom="1440" w:left="1800" w:header="720" w:footer="720" w:gutter="0"/>
       <w:cols w:space="720"/>
@@ -1707,6 +1709,26 @@
     </w:sectPr>
   </w:body>
 </w:document>
+</file>
+
+<file path=word/footer1.xml><?xml version="1.0" encoding="utf-8"?>
+<w:ftr xmlns:m="http://schemas.openxmlformats.org/officeDocument/2006/math" xmlns:mc="http://schemas.openxmlformats.org/markup-compatibility/2006" xmlns:mo="http://schemas.microsoft.com/office/mac/office/2008/main" xmlns:mv="urn:schemas-microsoft-com:mac:vml" xmlns:o="urn:schemas-microsoft-com:office:office" xmlns:r="http://schemas.openxmlformats.org/officeDocument/2006/relationships" xmlns:v="urn:schemas-microsoft-com:vml" xmlns:w10="urn:schemas-microsoft-com:office:word" xmlns:w14="http://schemas.microsoft.com/office/word/2010/wordml" xmlns:w="http://schemas.openxmlformats.org/wordprocessingml/2006/main" xmlns:wne="http://schemas.microsoft.com/office/word/2006/wordml" xmlns:wp14="http://schemas.microsoft.com/office/word/2010/wordprocessingDrawing" xmlns:wp="http://schemas.openxmlformats.org/drawingml/2006/wordprocessingDrawing" xmlns:wpc="http://schemas.microsoft.com/office/word/2010/wordprocessingCanvas" xmlns:wpg="http://schemas.microsoft.com/office/word/2010/wordprocessingGroup" xmlns:wpi="http://schemas.microsoft.com/office/word/2010/wordprocessingInk" xmlns:wps="http://schemas.microsoft.com/office/word/2010/wordprocessingShape" mc:Ignorable="w14 wp14">
+  <w:p>
+    <w:pPr>
+      <w:pStyle w:val="Footer"/>
+    </w:pPr>
+  </w:p>
+</w:ftr>
+</file>
+
+<file path=word/header1.xml><?xml version="1.0" encoding="utf-8"?>
+<w:hdr xmlns:m="http://schemas.openxmlformats.org/officeDocument/2006/math" xmlns:mc="http://schemas.openxmlformats.org/markup-compatibility/2006" xmlns:mo="http://schemas.microsoft.com/office/mac/office/2008/main" xmlns:mv="urn:schemas-microsoft-com:mac:vml" xmlns:o="urn:schemas-microsoft-com:office:office" xmlns:r="http://schemas.openxmlformats.org/officeDocument/2006/relationships" xmlns:v="urn:schemas-microsoft-com:vml" xmlns:w10="urn:schemas-microsoft-com:office:word" xmlns:w14="http://schemas.microsoft.com/office/word/2010/wordml" xmlns:w="http://schemas.openxmlformats.org/wordprocessingml/2006/main" xmlns:wne="http://schemas.microsoft.com/office/word/2006/wordml" xmlns:wp14="http://schemas.microsoft.com/office/word/2010/wordprocessingDrawing" xmlns:wp="http://schemas.openxmlformats.org/drawingml/2006/wordprocessingDrawing" xmlns:wpc="http://schemas.microsoft.com/office/word/2010/wordprocessingCanvas" xmlns:wpg="http://schemas.microsoft.com/office/word/2010/wordprocessingGroup" xmlns:wpi="http://schemas.microsoft.com/office/word/2010/wordprocessingInk" xmlns:wps="http://schemas.microsoft.com/office/word/2010/wordprocessingShape" mc:Ignorable="w14 wp14">
+  <w:p>
+    <w:pPr>
+      <w:pStyle w:val="Header"/>
+    </w:pPr>
+  </w:p>
+</w:hdr>
 </file>
 
 <file path=word/numbering.xml><?xml version="1.0" encoding="utf-8"?>

--- a/cupia-ai-research/docs/08_계약관리/JUSTIFICATION_수의계약_사유서_CUPIA_AI_연구과제_2026_v0.1.docx
+++ b/cupia-ai-research/docs/08_계약관리/JUSTIFICATION_수의계약_사유서_CUPIA_AI_연구과제_2026_v0.1.docx
@@ -25,7 +25,7 @@
           <w:b/>
           <w:sz w:val="44"/>
         </w:rPr>
-        <w:t>수의계약 사유서 (안)</w:t>
+        <w:t>수의계약 사유서</w:t>
       </w:r>
     </w:p>
     <w:p>
@@ -122,7 +122,7 @@
               <w:rPr>
                 <w:sz w:val="18"/>
               </w:rPr>
-              <w:t>계약 상대자(안)</w:t>
+              <w:t>계약 상대자</w:t>
             </w:r>
           </w:p>
         </w:tc>
@@ -191,7 +191,7 @@
               <w:rPr>
                 <w:sz w:val="18"/>
               </w:rPr>
-              <w:t>초안 v0.1 (2026-07-30)</w:t>
+              <w:t>v0.1 (2026-07-30)</w:t>
             </w:r>
           </w:p>
         </w:tc>
@@ -219,7 +219,7 @@
               <w:rPr>
                 <w:sz w:val="18"/>
               </w:rPr>
-              <w:t>재단 계약담당부서 검토용 초안 — 수행업체 작성분이며, 최종 사유서는 재단 명의로 확정</w:t>
+              <w:t>계약 방식 결정 근거 문서 (재단 계약담당부서 제출용)</w:t>
             </w:r>
           </w:p>
         </w:tc>
@@ -1623,7 +1623,7 @@
               <w:rPr>
                 <w:sz w:val="18"/>
               </w:rPr>
-              <w:t>수행업체 제출 — 실적증명서·기술소개서 등 [보완 필요]</w:t>
+              <w:t>수행업체 제출 — 실적증명서·기술소개서</w:t>
             </w:r>
           </w:p>
         </w:tc>
@@ -1687,17 +1687,6 @@
       <w:pPr>
         <w:spacing w:after="40"/>
       </w:pPr>
-    </w:p>
-    <w:p>
-      <w:pPr>
-        <w:spacing w:after="0"/>
-      </w:pPr>
-      <w:r>
-        <w:rPr>
-          <w:b w:val="0"/>
-        </w:rPr>
-        <w:t>※ 본 문서는 수행업체가 작성한 검토용 초안이다. 수의계약 체결 여부와 사유서의 최종 문안은 재단 계약담당부서의 판단에 따르며, 5번 근거자료(실적·보유 기술 증빙)는 회사 확정 자료로 보완이 필요하다.</w:t>
-      </w:r>
     </w:p>
     <w:sectPr>
       <w:headerReference w:type="default" r:id="rId9"/>
